--- a/docs/MVP1차_백로그_v3.docx
+++ b/docs/MVP1차_백로그_v3.docx
@@ -20306,6 +20306,65 @@
       </w:tr>
     </w:tbl>
     <w:p/>
+    <w:p>
+      <w:r>
+        <w:br w:type="page"/>
+      </w:r>
+    </w:p>
+    <w:p>
+      <w:r>
+        <w:rPr>
+          <w:b/>
+          <w:color w:val="191F28"/>
+          <w:sz w:val="28"/>
+        </w:rPr>
+        <w:t>■ 구현 반영 변경점 (v3 → 구현, 2026-06)</w:t>
+      </w:r>
+    </w:p>
+    <w:p>
+      <w:r>
+        <w:rPr>
+          <w:color w:val="6B7684"/>
+          <w:sz w:val="18"/>
+        </w:rPr>
+        <w:t>본 절은 원본 v3 설계 이후 실제 구현에서 (주로 사용자 결정으로) 달라진 부분을 요약한다. 전체 정리는 docs/구현-변경점.md 참조. (2026-06-09)</w:t>
+      </w:r>
+    </w:p>
+    <w:p>
+      <w:r>
+        <w:t>• 스택: Expo SDK 54 (React 19 · RN 0.81 · expo-router 6) + Supabase + pnpm 모노레포. 데이터는 현재 데모(연동 전).</w:t>
+      </w:r>
+    </w:p>
+    <w:p>
+      <w:r>
+        <w:t>• 하단 탭 순서: 식재료 · 레시피 · 발주 · MY (스펙의 발주-우선과 다름, ver.2 프로토타입 순서 채택).</w:t>
+      </w:r>
+    </w:p>
+    <w:p>
+      <w:r>
+        <w:t>• 재고 상태: 충분/부족/소진임박(3단계) → 여유 / 소진 임박(2단계, 부족은 여유로 흡수).</w:t>
+      </w:r>
+    </w:p>
+    <w:p>
+      <w:r>
+        <w:t>• 단위 표기: 화면에는 kg·g·ml + 개수(개/모)만 노출. 망·통·팩·박스·판 등 구매단위 라벨 제거.</w:t>
+      </w:r>
+    </w:p>
+    <w:p>
+      <w:r>
+        <w:t>• 발주 탭 명칭: 도착 대기 → 입고 예정, 입고 확정 → 입고 완료.</w:t>
+      </w:r>
+    </w:p>
+    <w:p>
+      <w:r>
+        <w:t>• 구매 링크·옵션(ING-05)에서 브랜드 입력 제거(구매처만).</w:t>
+      </w:r>
+    </w:p>
+    <w:p>
+      <w:r>
+        <w:t>• 계산 검산값(4.71원/g·4,014원·33.4%·16,000·31.3%)·E1~E7 전파·17엔터티 ERD는 스펙 그대로 유지.</w:t>
+      </w:r>
+    </w:p>
     <w:sectPr>
       <w:headerReference w:type="default" r:id="rId7"/>
       <w:footerReference w:type="default" r:id="rId8"/>
